--- a/output_receita_federal/ato_declaratorio_executivo_rfb/documents/ade_rfb_3_20240402.docx
+++ b/output_receita_federal/ato_declaratorio_executivo_rfb/documents/ade_rfb_3_20240402.docx
@@ -23,6 +23,14 @@
     <w:p>
       <w:r>
         <w:t>Art. 1º A Tabela de Incidência do Imposto sobre Produtos Industrializados - Tipi, aprovada pelo Decreto nº 11.158, de 2022, passa a vigorar com as alterações constantes deste Ato Declaratório Executivo, mantidas as alíquotas vigentes.</w:t>
+      </w:r>
+    </w:p>
+    <w:p>
+      <w:r>
+        <w:rPr>
+          <w:i/>
+        </w:rPr>
+        <w:t>[Vide o(a) Ato Declaratório Executivo RFB nº 4, de 8 de abril de 2024]</w:t>
       </w:r>
     </w:p>
     <w:p>
@@ -55,40 +63,2900 @@
         <w:t xml:space="preserve">ANEXO I </w:t>
       </w:r>
       <w:r>
+        <w:br/>
+      </w:r>
+      <w:r>
         <w:t>(CÓDIGOS DESDOBRADOS)</w:t>
       </w:r>
     </w:p>
-    <w:p>
-      <w:r>
-        <w:t>Anexo I</w:t>
-      </w:r>
-    </w:p>
+    <w:tbl>
+      <w:tblPr>
+        <w:tblStyle w:val="LightGrid-Accent1"/>
+        <w:tblW w:type="auto" w:w="0"/>
+        <w:tblLayout w:type="autofit"/>
+        <w:tblLook w:firstColumn="1" w:firstRow="1" w:lastColumn="0" w:lastRow="0" w:noHBand="0" w:noVBand="1" w:val="04A0"/>
+      </w:tblPr>
+      <w:tblGrid>
+        <w:gridCol w:w="2160"/>
+        <w:gridCol w:w="2160"/>
+        <w:gridCol w:w="2160"/>
+        <w:gridCol w:w="2160"/>
+      </w:tblGrid>
+      <w:tr>
+        <w:tc>
+          <w:tcPr>
+            <w:tcW w:type="dxa" w:w="2160"/>
+          </w:tcPr>
+          <w:p>
+            <w:r>
+              <w:t xml:space="preserve">código </w:t>
+            </w:r>
+            <w:r>
+              <w:t xml:space="preserve">TIPI </w:t>
+            </w:r>
+            <w:r>
+              <w:t>(original)</w:t>
+            </w:r>
+            <w:r/>
+          </w:p>
+        </w:tc>
+        <w:tc>
+          <w:tcPr>
+            <w:tcW w:type="dxa" w:w="2160"/>
+          </w:tcPr>
+          <w:p>
+            <w:r>
+              <w:t xml:space="preserve">Código TIPI </w:t>
+            </w:r>
+            <w:r>
+              <w:t>(desdobramentos)</w:t>
+            </w:r>
+            <w:r/>
+          </w:p>
+        </w:tc>
+        <w:tc>
+          <w:tcPr>
+            <w:tcW w:type="dxa" w:w="2160"/>
+          </w:tcPr>
+          <w:p>
+            <w:r>
+              <w:t>DESCRIÇÃO</w:t>
+            </w:r>
+            <w:r/>
+          </w:p>
+        </w:tc>
+        <w:tc>
+          <w:tcPr>
+            <w:tcW w:type="dxa" w:w="2160"/>
+          </w:tcPr>
+          <w:p>
+            <w:r>
+              <w:t xml:space="preserve">ALÍQUOTA </w:t>
+            </w:r>
+            <w:r>
+              <w:t>IPI (%)</w:t>
+            </w:r>
+            <w:r/>
+          </w:p>
+        </w:tc>
+      </w:tr>
+      <w:tr>
+        <w:tc>
+          <w:tcPr>
+            <w:tcW w:type="dxa" w:w="2160"/>
+            <w:vMerge w:val="restart"/>
+          </w:tcPr>
+          <w:p>
+            <w:r>
+              <w:t>2710.91.00</w:t>
+            </w:r>
+            <w:r/>
+          </w:p>
+        </w:tc>
+        <w:tc>
+          <w:tcPr>
+            <w:tcW w:type="dxa" w:w="2160"/>
+          </w:tcPr>
+          <w:p>
+            <w:r>
+              <w:t>2710.91</w:t>
+            </w:r>
+            <w:r/>
+          </w:p>
+        </w:tc>
+        <w:tc>
+          <w:tcPr>
+            <w:tcW w:type="dxa" w:w="2160"/>
+          </w:tcPr>
+          <w:p>
+            <w:r>
+              <w:t>-- Que contenham bifenilas policloradas (PCB), terfenilas policloradas (PCT) ou bifenilas polibromadas (PBB)</w:t>
+            </w:r>
+            <w:r/>
+          </w:p>
+        </w:tc>
+        <w:tc>
+          <w:tcPr>
+            <w:tcW w:type="dxa" w:w="2160"/>
+          </w:tcPr>
+          <w:p/>
+        </w:tc>
+      </w:tr>
+      <w:tr>
+        <w:tc>
+          <w:tcPr>
+            <w:tcW w:type="dxa" w:w="2160"/>
+            <w:vMerge/>
+          </w:tcPr>
+          <w:p/>
+        </w:tc>
+        <w:tc>
+          <w:tcPr>
+            <w:tcW w:type="dxa" w:w="2160"/>
+          </w:tcPr>
+          <w:p>
+            <w:r>
+              <w:t>2710.91.10</w:t>
+            </w:r>
+            <w:r/>
+          </w:p>
+        </w:tc>
+        <w:tc>
+          <w:tcPr>
+            <w:tcW w:type="dxa" w:w="2160"/>
+          </w:tcPr>
+          <w:p>
+            <w:r>
+              <w:t>Que contenham bifenilas policloradas (PCB) numa concentração igual ou superior a 50mg/kg</w:t>
+            </w:r>
+            <w:r/>
+          </w:p>
+        </w:tc>
+        <w:tc>
+          <w:tcPr>
+            <w:tcW w:type="dxa" w:w="2160"/>
+          </w:tcPr>
+          <w:p>
+            <w:r>
+              <w:t>0</w:t>
+            </w:r>
+            <w:r/>
+          </w:p>
+        </w:tc>
+      </w:tr>
+      <w:tr>
+        <w:tc>
+          <w:tcPr>
+            <w:tcW w:type="dxa" w:w="2160"/>
+            <w:vMerge/>
+          </w:tcPr>
+          <w:p/>
+        </w:tc>
+        <w:tc>
+          <w:tcPr>
+            <w:tcW w:type="dxa" w:w="2160"/>
+          </w:tcPr>
+          <w:p>
+            <w:r>
+              <w:t>2710.91.20</w:t>
+            </w:r>
+            <w:r/>
+          </w:p>
+        </w:tc>
+        <w:tc>
+          <w:tcPr>
+            <w:tcW w:type="dxa" w:w="2160"/>
+          </w:tcPr>
+          <w:p>
+            <w:r>
+              <w:t>Outros, que contenham terfenilas policloradas (PCT) ou bifenilas polibromadas (PBB), mesmo que também contenham bifenilas policloradas (PCB) numa concentração inferior a 50 mg/kg</w:t>
+            </w:r>
+            <w:r/>
+          </w:p>
+        </w:tc>
+        <w:tc>
+          <w:tcPr>
+            <w:tcW w:type="dxa" w:w="2160"/>
+          </w:tcPr>
+          <w:p>
+            <w:r>
+              <w:t>0</w:t>
+            </w:r>
+            <w:r/>
+          </w:p>
+        </w:tc>
+      </w:tr>
+      <w:tr>
+        <w:tc>
+          <w:tcPr>
+            <w:tcW w:type="dxa" w:w="2160"/>
+            <w:vMerge/>
+          </w:tcPr>
+          <w:p/>
+        </w:tc>
+        <w:tc>
+          <w:tcPr>
+            <w:tcW w:type="dxa" w:w="2160"/>
+          </w:tcPr>
+          <w:p>
+            <w:r>
+              <w:t>2710.91.90</w:t>
+            </w:r>
+            <w:r/>
+          </w:p>
+        </w:tc>
+        <w:tc>
+          <w:tcPr>
+            <w:tcW w:type="dxa" w:w="2160"/>
+          </w:tcPr>
+          <w:p>
+            <w:r>
+              <w:t>Outros</w:t>
+            </w:r>
+            <w:r/>
+          </w:p>
+        </w:tc>
+        <w:tc>
+          <w:tcPr>
+            <w:tcW w:type="dxa" w:w="2160"/>
+          </w:tcPr>
+          <w:p>
+            <w:r>
+              <w:t>0</w:t>
+            </w:r>
+            <w:r/>
+          </w:p>
+        </w:tc>
+      </w:tr>
+      <w:tr>
+        <w:tc>
+          <w:tcPr>
+            <w:tcW w:type="dxa" w:w="2160"/>
+            <w:vMerge w:val="restart"/>
+          </w:tcPr>
+          <w:p>
+            <w:r>
+              <w:t>2820.10.00</w:t>
+            </w:r>
+            <w:r/>
+          </w:p>
+        </w:tc>
+        <w:tc>
+          <w:tcPr>
+            <w:tcW w:type="dxa" w:w="2160"/>
+          </w:tcPr>
+          <w:p>
+            <w:r>
+              <w:t>2820.10</w:t>
+            </w:r>
+            <w:r/>
+          </w:p>
+        </w:tc>
+        <w:tc>
+          <w:tcPr>
+            <w:tcW w:type="dxa" w:w="2160"/>
+          </w:tcPr>
+          <w:p>
+            <w:r>
+              <w:t>- Dióxido de manganês</w:t>
+            </w:r>
+            <w:r/>
+          </w:p>
+        </w:tc>
+        <w:tc>
+          <w:tcPr>
+            <w:tcW w:type="dxa" w:w="2160"/>
+          </w:tcPr>
+          <w:p/>
+        </w:tc>
+      </w:tr>
+      <w:tr>
+        <w:tc>
+          <w:tcPr>
+            <w:tcW w:type="dxa" w:w="2160"/>
+            <w:vMerge/>
+          </w:tcPr>
+          <w:p/>
+        </w:tc>
+        <w:tc>
+          <w:tcPr>
+            <w:tcW w:type="dxa" w:w="2160"/>
+          </w:tcPr>
+          <w:p>
+            <w:r>
+              <w:t>2820.10.10</w:t>
+            </w:r>
+            <w:r/>
+          </w:p>
+        </w:tc>
+        <w:tc>
+          <w:tcPr>
+            <w:tcW w:type="dxa" w:w="2160"/>
+          </w:tcPr>
+          <w:p>
+            <w:r>
+              <w:t>Com um teor de MnO</w:t>
+            </w:r>
+            <w:r>
+              <w:t>2</w:t>
+            </w:r>
+            <w:r>
+              <w:t xml:space="preserve"> igual ou superior a 91%, em peso (manganês eletrolítico)</w:t>
+            </w:r>
+            <w:r/>
+          </w:p>
+        </w:tc>
+        <w:tc>
+          <w:tcPr>
+            <w:tcW w:type="dxa" w:w="2160"/>
+          </w:tcPr>
+          <w:p>
+            <w:r>
+              <w:t>0</w:t>
+            </w:r>
+            <w:r/>
+          </w:p>
+        </w:tc>
+      </w:tr>
+      <w:tr>
+        <w:tc>
+          <w:tcPr>
+            <w:tcW w:type="dxa" w:w="2160"/>
+            <w:vMerge/>
+          </w:tcPr>
+          <w:p/>
+        </w:tc>
+        <w:tc>
+          <w:tcPr>
+            <w:tcW w:type="dxa" w:w="2160"/>
+          </w:tcPr>
+          <w:p>
+            <w:r>
+              <w:t>2820.10.90</w:t>
+            </w:r>
+            <w:r/>
+          </w:p>
+        </w:tc>
+        <w:tc>
+          <w:tcPr>
+            <w:tcW w:type="dxa" w:w="2160"/>
+          </w:tcPr>
+          <w:p>
+            <w:r>
+              <w:t>Outros</w:t>
+            </w:r>
+            <w:r/>
+          </w:p>
+        </w:tc>
+        <w:tc>
+          <w:tcPr>
+            <w:tcW w:type="dxa" w:w="2160"/>
+          </w:tcPr>
+          <w:p>
+            <w:r>
+              <w:t>0</w:t>
+            </w:r>
+            <w:r/>
+          </w:p>
+        </w:tc>
+      </w:tr>
+      <w:tr>
+        <w:tc>
+          <w:tcPr>
+            <w:tcW w:type="dxa" w:w="2160"/>
+            <w:vMerge w:val="restart"/>
+          </w:tcPr>
+          <w:p>
+            <w:r>
+              <w:t>2931.49.30</w:t>
+            </w:r>
+            <w:r/>
+          </w:p>
+        </w:tc>
+        <w:tc>
+          <w:tcPr>
+            <w:tcW w:type="dxa" w:w="2160"/>
+          </w:tcPr>
+          <w:p>
+            <w:r>
+              <w:t>2931.49.3</w:t>
+            </w:r>
+            <w:r/>
+          </w:p>
+        </w:tc>
+        <w:tc>
+          <w:tcPr>
+            <w:tcW w:type="dxa" w:w="2160"/>
+          </w:tcPr>
+          <w:p>
+            <w:r>
+              <w:t>Outros compostos que contenham um átomo de fósforo ligado a um grupo alquila (de C</w:t>
+            </w:r>
+            <w:r>
+              <w:t>1</w:t>
+            </w:r>
+            <w:r>
+              <w:t xml:space="preserve"> a C</w:t>
+            </w:r>
+            <w:r>
+              <w:t>3</w:t>
+            </w:r>
+            <w:r>
+              <w:t>) mas sem outros átomos de carbono</w:t>
+            </w:r>
+            <w:r/>
+          </w:p>
+        </w:tc>
+        <w:tc>
+          <w:tcPr>
+            <w:tcW w:type="dxa" w:w="2160"/>
+          </w:tcPr>
+          <w:p/>
+        </w:tc>
+      </w:tr>
+      <w:tr>
+        <w:tc>
+          <w:tcPr>
+            <w:tcW w:type="dxa" w:w="2160"/>
+            <w:vMerge/>
+          </w:tcPr>
+          <w:p/>
+        </w:tc>
+        <w:tc>
+          <w:tcPr>
+            <w:tcW w:type="dxa" w:w="2160"/>
+          </w:tcPr>
+          <w:p>
+            <w:r>
+              <w:t>2931.49.31</w:t>
+            </w:r>
+            <w:r/>
+          </w:p>
+        </w:tc>
+        <w:tc>
+          <w:tcPr>
+            <w:tcW w:type="dxa" w:w="2160"/>
+          </w:tcPr>
+          <w:p>
+            <w:r>
+              <w:t>Metilfosfinato de butila</w:t>
+            </w:r>
+            <w:r/>
+          </w:p>
+        </w:tc>
+        <w:tc>
+          <w:tcPr>
+            <w:tcW w:type="dxa" w:w="2160"/>
+          </w:tcPr>
+          <w:p>
+            <w:r>
+              <w:t>0</w:t>
+            </w:r>
+            <w:r/>
+          </w:p>
+        </w:tc>
+      </w:tr>
+      <w:tr>
+        <w:tc>
+          <w:tcPr>
+            <w:tcW w:type="dxa" w:w="2160"/>
+            <w:vMerge/>
+          </w:tcPr>
+          <w:p/>
+        </w:tc>
+        <w:tc>
+          <w:tcPr>
+            <w:tcW w:type="dxa" w:w="2160"/>
+          </w:tcPr>
+          <w:p>
+            <w:r>
+              <w:t>2931.49.32</w:t>
+            </w:r>
+            <w:r/>
+          </w:p>
+        </w:tc>
+        <w:tc>
+          <w:tcPr>
+            <w:tcW w:type="dxa" w:w="2160"/>
+          </w:tcPr>
+          <w:p>
+            <w:r>
+              <w:t>Metilfosfonato de bis (1-metilpentila)</w:t>
+            </w:r>
+            <w:r/>
+          </w:p>
+        </w:tc>
+        <w:tc>
+          <w:tcPr>
+            <w:tcW w:type="dxa" w:w="2160"/>
+          </w:tcPr>
+          <w:p>
+            <w:r>
+              <w:t>0</w:t>
+            </w:r>
+            <w:r/>
+          </w:p>
+        </w:tc>
+      </w:tr>
+      <w:tr>
+        <w:tc>
+          <w:tcPr>
+            <w:tcW w:type="dxa" w:w="2160"/>
+            <w:vMerge/>
+          </w:tcPr>
+          <w:p/>
+        </w:tc>
+        <w:tc>
+          <w:tcPr>
+            <w:tcW w:type="dxa" w:w="2160"/>
+          </w:tcPr>
+          <w:p>
+            <w:r>
+              <w:t>2931.49.39</w:t>
+            </w:r>
+            <w:r/>
+          </w:p>
+        </w:tc>
+        <w:tc>
+          <w:tcPr>
+            <w:tcW w:type="dxa" w:w="2160"/>
+          </w:tcPr>
+          <w:p>
+            <w:r>
+              <w:t>Outros</w:t>
+            </w:r>
+            <w:r/>
+          </w:p>
+        </w:tc>
+        <w:tc>
+          <w:tcPr>
+            <w:tcW w:type="dxa" w:w="2160"/>
+          </w:tcPr>
+          <w:p>
+            <w:r>
+              <w:t>0</w:t>
+            </w:r>
+            <w:r/>
+          </w:p>
+        </w:tc>
+      </w:tr>
+      <w:tr>
+        <w:tc>
+          <w:tcPr>
+            <w:tcW w:type="dxa" w:w="2160"/>
+            <w:vMerge w:val="restart"/>
+          </w:tcPr>
+          <w:p>
+            <w:r>
+              <w:t>2939.80.00</w:t>
+            </w:r>
+            <w:r/>
+          </w:p>
+        </w:tc>
+        <w:tc>
+          <w:tcPr>
+            <w:tcW w:type="dxa" w:w="2160"/>
+          </w:tcPr>
+          <w:p>
+            <w:r>
+              <w:t>2939.80</w:t>
+            </w:r>
+            <w:r/>
+          </w:p>
+        </w:tc>
+        <w:tc>
+          <w:tcPr>
+            <w:tcW w:type="dxa" w:w="2160"/>
+          </w:tcPr>
+          <w:p>
+            <w:r>
+              <w:t>- Outros</w:t>
+            </w:r>
+            <w:r/>
+          </w:p>
+        </w:tc>
+        <w:tc>
+          <w:tcPr>
+            <w:tcW w:type="dxa" w:w="2160"/>
+          </w:tcPr>
+          <w:p/>
+        </w:tc>
+      </w:tr>
+      <w:tr>
+        <w:tc>
+          <w:tcPr>
+            <w:tcW w:type="dxa" w:w="2160"/>
+            <w:vMerge/>
+          </w:tcPr>
+          <w:p/>
+        </w:tc>
+        <w:tc>
+          <w:tcPr>
+            <w:tcW w:type="dxa" w:w="2160"/>
+          </w:tcPr>
+          <w:p>
+            <w:r>
+              <w:t>2939.80.10</w:t>
+            </w:r>
+            <w:r/>
+          </w:p>
+        </w:tc>
+        <w:tc>
+          <w:tcPr>
+            <w:tcW w:type="dxa" w:w="2160"/>
+          </w:tcPr>
+          <w:p>
+            <w:r>
+              <w:t>Saxitoxina</w:t>
+            </w:r>
+            <w:r/>
+          </w:p>
+        </w:tc>
+        <w:tc>
+          <w:tcPr>
+            <w:tcW w:type="dxa" w:w="2160"/>
+          </w:tcPr>
+          <w:p>
+            <w:r>
+              <w:t>0</w:t>
+            </w:r>
+            <w:r/>
+          </w:p>
+        </w:tc>
+      </w:tr>
+      <w:tr>
+        <w:tc>
+          <w:tcPr>
+            <w:tcW w:type="dxa" w:w="2160"/>
+            <w:vMerge/>
+          </w:tcPr>
+          <w:p/>
+        </w:tc>
+        <w:tc>
+          <w:tcPr>
+            <w:tcW w:type="dxa" w:w="2160"/>
+          </w:tcPr>
+          <w:p>
+            <w:r>
+              <w:t>2939.80.90</w:t>
+            </w:r>
+            <w:r/>
+          </w:p>
+        </w:tc>
+        <w:tc>
+          <w:tcPr>
+            <w:tcW w:type="dxa" w:w="2160"/>
+          </w:tcPr>
+          <w:p>
+            <w:r>
+              <w:t>Outros</w:t>
+            </w:r>
+            <w:r/>
+          </w:p>
+        </w:tc>
+        <w:tc>
+          <w:tcPr>
+            <w:tcW w:type="dxa" w:w="2160"/>
+          </w:tcPr>
+          <w:p>
+            <w:r>
+              <w:t>0</w:t>
+            </w:r>
+            <w:r/>
+          </w:p>
+        </w:tc>
+      </w:tr>
+      <w:tr>
+        <w:tc>
+          <w:tcPr>
+            <w:tcW w:type="dxa" w:w="2160"/>
+            <w:vMerge w:val="restart"/>
+          </w:tcPr>
+          <w:p>
+            <w:r>
+              <w:t>3907.29.90</w:t>
+            </w:r>
+            <w:r/>
+          </w:p>
+        </w:tc>
+        <w:tc>
+          <w:tcPr>
+            <w:tcW w:type="dxa" w:w="2160"/>
+          </w:tcPr>
+          <w:p>
+            <w:r>
+              <w:t>3907.29.9</w:t>
+            </w:r>
+            <w:r/>
+          </w:p>
+        </w:tc>
+        <w:tc>
+          <w:tcPr>
+            <w:tcW w:type="dxa" w:w="2160"/>
+          </w:tcPr>
+          <w:p>
+            <w:r>
+              <w:t>Outros</w:t>
+            </w:r>
+            <w:r/>
+          </w:p>
+        </w:tc>
+        <w:tc>
+          <w:tcPr>
+            <w:tcW w:type="dxa" w:w="2160"/>
+          </w:tcPr>
+          <w:p/>
+        </w:tc>
+      </w:tr>
+      <w:tr>
+        <w:tc>
+          <w:tcPr>
+            <w:tcW w:type="dxa" w:w="2160"/>
+            <w:vMerge/>
+          </w:tcPr>
+          <w:p/>
+        </w:tc>
+        <w:tc>
+          <w:tcPr>
+            <w:tcW w:type="dxa" w:w="2160"/>
+          </w:tcPr>
+          <w:p>
+            <w:r>
+              <w:t>3907.29.91</w:t>
+            </w:r>
+            <w:r/>
+          </w:p>
+        </w:tc>
+        <w:tc>
+          <w:tcPr>
+            <w:tcW w:type="dxa" w:w="2160"/>
+          </w:tcPr>
+          <w:p>
+            <w:r>
+              <w:t>Poliacetal poliéter (PAPE)</w:t>
+            </w:r>
+            <w:r/>
+          </w:p>
+        </w:tc>
+        <w:tc>
+          <w:tcPr>
+            <w:tcW w:type="dxa" w:w="2160"/>
+          </w:tcPr>
+          <w:p>
+            <w:r>
+              <w:t>3,25</w:t>
+            </w:r>
+            <w:r/>
+          </w:p>
+        </w:tc>
+      </w:tr>
+      <w:tr>
+        <w:tc>
+          <w:tcPr>
+            <w:tcW w:type="dxa" w:w="2160"/>
+            <w:vMerge/>
+          </w:tcPr>
+          <w:p/>
+        </w:tc>
+        <w:tc>
+          <w:tcPr>
+            <w:tcW w:type="dxa" w:w="2160"/>
+          </w:tcPr>
+          <w:p>
+            <w:r>
+              <w:t>3907.29.99</w:t>
+            </w:r>
+            <w:r/>
+          </w:p>
+        </w:tc>
+        <w:tc>
+          <w:tcPr>
+            <w:tcW w:type="dxa" w:w="2160"/>
+          </w:tcPr>
+          <w:p>
+            <w:r>
+              <w:t>Outros</w:t>
+            </w:r>
+            <w:r/>
+          </w:p>
+        </w:tc>
+        <w:tc>
+          <w:tcPr>
+            <w:tcW w:type="dxa" w:w="2160"/>
+          </w:tcPr>
+          <w:p>
+            <w:r>
+              <w:t>3,25</w:t>
+            </w:r>
+            <w:r/>
+          </w:p>
+        </w:tc>
+      </w:tr>
+      <w:tr>
+        <w:tc>
+          <w:tcPr>
+            <w:tcW w:type="dxa" w:w="2160"/>
+            <w:vMerge w:val="restart"/>
+          </w:tcPr>
+          <w:p>
+            <w:r>
+              <w:t>3917.22.00</w:t>
+            </w:r>
+            <w:r/>
+          </w:p>
+        </w:tc>
+        <w:tc>
+          <w:tcPr>
+            <w:tcW w:type="dxa" w:w="2160"/>
+          </w:tcPr>
+          <w:p>
+            <w:r>
+              <w:t>3917.22</w:t>
+            </w:r>
+            <w:r/>
+          </w:p>
+        </w:tc>
+        <w:tc>
+          <w:tcPr>
+            <w:tcW w:type="dxa" w:w="2160"/>
+          </w:tcPr>
+          <w:p>
+            <w:r>
+              <w:t>-- De polímeros de propileno</w:t>
+            </w:r>
+            <w:r/>
+          </w:p>
+        </w:tc>
+        <w:tc>
+          <w:tcPr>
+            <w:tcW w:type="dxa" w:w="2160"/>
+          </w:tcPr>
+          <w:p/>
+        </w:tc>
+      </w:tr>
+      <w:tr>
+        <w:tc>
+          <w:tcPr>
+            <w:tcW w:type="dxa" w:w="2160"/>
+            <w:vMerge/>
+          </w:tcPr>
+          <w:p/>
+        </w:tc>
+        <w:tc>
+          <w:tcPr>
+            <w:tcW w:type="dxa" w:w="2160"/>
+          </w:tcPr>
+          <w:p>
+            <w:r>
+              <w:t>3917.22.10</w:t>
+            </w:r>
+            <w:r/>
+          </w:p>
+        </w:tc>
+        <w:tc>
+          <w:tcPr>
+            <w:tcW w:type="dxa" w:w="2160"/>
+          </w:tcPr>
+          <w:p>
+            <w:r>
+              <w:t>De seção transversal interna redonda de diâmetro inferior a 6 mm e externa hexagonal</w:t>
+            </w:r>
+            <w:r/>
+          </w:p>
+        </w:tc>
+        <w:tc>
+          <w:tcPr>
+            <w:tcW w:type="dxa" w:w="2160"/>
+          </w:tcPr>
+          <w:p>
+            <w:r>
+              <w:t>0</w:t>
+            </w:r>
+            <w:r/>
+          </w:p>
+        </w:tc>
+      </w:tr>
+      <w:tr>
+        <w:tc>
+          <w:tcPr>
+            <w:tcW w:type="dxa" w:w="2160"/>
+            <w:vMerge/>
+          </w:tcPr>
+          <w:p/>
+        </w:tc>
+        <w:tc>
+          <w:tcPr>
+            <w:tcW w:type="dxa" w:w="2160"/>
+          </w:tcPr>
+          <w:p>
+            <w:r>
+              <w:t>3917.22.90</w:t>
+            </w:r>
+            <w:r/>
+          </w:p>
+        </w:tc>
+        <w:tc>
+          <w:tcPr>
+            <w:tcW w:type="dxa" w:w="2160"/>
+          </w:tcPr>
+          <w:p>
+            <w:r>
+              <w:t>Outros</w:t>
+            </w:r>
+            <w:r/>
+          </w:p>
+        </w:tc>
+        <w:tc>
+          <w:tcPr>
+            <w:tcW w:type="dxa" w:w="2160"/>
+          </w:tcPr>
+          <w:p>
+            <w:r>
+              <w:t>0</w:t>
+            </w:r>
+            <w:r/>
+          </w:p>
+        </w:tc>
+      </w:tr>
+      <w:tr>
+        <w:tc>
+          <w:tcPr>
+            <w:tcW w:type="dxa" w:w="2160"/>
+            <w:vMerge w:val="restart"/>
+          </w:tcPr>
+          <w:p>
+            <w:r>
+              <w:t>4811.90.10</w:t>
+            </w:r>
+            <w:r/>
+          </w:p>
+        </w:tc>
+        <w:tc>
+          <w:tcPr>
+            <w:tcW w:type="dxa" w:w="2160"/>
+          </w:tcPr>
+          <w:p>
+            <w:r>
+              <w:t>4811.90.1</w:t>
+            </w:r>
+            <w:r/>
+          </w:p>
+        </w:tc>
+        <w:tc>
+          <w:tcPr>
+            <w:tcW w:type="dxa" w:w="2160"/>
+          </w:tcPr>
+          <w:p>
+            <w:r>
+              <w:t>Em tiras ou rolos de largura não superior a 15 cm ou em folhas em que nenhum lado exceda 360 mm, quando não dobradas</w:t>
+            </w:r>
+            <w:r/>
+          </w:p>
+        </w:tc>
+        <w:tc>
+          <w:tcPr>
+            <w:tcW w:type="dxa" w:w="2160"/>
+          </w:tcPr>
+          <w:p/>
+        </w:tc>
+      </w:tr>
+      <w:tr>
+        <w:tc>
+          <w:tcPr>
+            <w:tcW w:type="dxa" w:w="2160"/>
+            <w:vMerge/>
+          </w:tcPr>
+          <w:p/>
+        </w:tc>
+        <w:tc>
+          <w:tcPr>
+            <w:tcW w:type="dxa" w:w="2160"/>
+          </w:tcPr>
+          <w:p>
+            <w:r>
+              <w:t>4811.90.11</w:t>
+            </w:r>
+            <w:r/>
+          </w:p>
+        </w:tc>
+        <w:tc>
+          <w:tcPr>
+            <w:tcW w:type="dxa" w:w="2160"/>
+          </w:tcPr>
+          <w:p>
+            <w:r>
+              <w:t>Recobertos de pasta eletrolítica à base de amido modificado, de peso igual ou superior a 75 g/m², mas não superior a 120 g/m²</w:t>
+            </w:r>
+            <w:r/>
+          </w:p>
+        </w:tc>
+        <w:tc>
+          <w:tcPr>
+            <w:tcW w:type="dxa" w:w="2160"/>
+          </w:tcPr>
+          <w:p>
+            <w:r>
+              <w:t>3,25</w:t>
+            </w:r>
+            <w:r/>
+          </w:p>
+        </w:tc>
+      </w:tr>
+      <w:tr>
+        <w:tc>
+          <w:tcPr>
+            <w:tcW w:type="dxa" w:w="2160"/>
+            <w:vMerge/>
+          </w:tcPr>
+          <w:p/>
+        </w:tc>
+        <w:tc>
+          <w:tcPr>
+            <w:tcW w:type="dxa" w:w="2160"/>
+          </w:tcPr>
+          <w:p>
+            <w:r>
+              <w:t>4811.90.19</w:t>
+            </w:r>
+            <w:r/>
+          </w:p>
+        </w:tc>
+        <w:tc>
+          <w:tcPr>
+            <w:tcW w:type="dxa" w:w="2160"/>
+          </w:tcPr>
+          <w:p>
+            <w:r>
+              <w:t>Outros</w:t>
+            </w:r>
+            <w:r/>
+          </w:p>
+        </w:tc>
+        <w:tc>
+          <w:tcPr>
+            <w:tcW w:type="dxa" w:w="2160"/>
+          </w:tcPr>
+          <w:p>
+            <w:r>
+              <w:t>3,25</w:t>
+            </w:r>
+            <w:r/>
+          </w:p>
+        </w:tc>
+      </w:tr>
+      <w:tr>
+        <w:tc>
+          <w:tcPr>
+            <w:tcW w:type="dxa" w:w="2160"/>
+            <w:vMerge w:val="restart"/>
+          </w:tcPr>
+          <w:p>
+            <w:r>
+              <w:t>7409.40.10</w:t>
+            </w:r>
+            <w:r/>
+          </w:p>
+        </w:tc>
+        <w:tc>
+          <w:tcPr>
+            <w:tcW w:type="dxa" w:w="2160"/>
+          </w:tcPr>
+          <w:p>
+            <w:r>
+              <w:t>7409.40.1</w:t>
+            </w:r>
+            <w:r/>
+          </w:p>
+        </w:tc>
+        <w:tc>
+          <w:tcPr>
+            <w:tcW w:type="dxa" w:w="2160"/>
+          </w:tcPr>
+          <w:p>
+            <w:r>
+              <w:t>Em rolos</w:t>
+            </w:r>
+            <w:r/>
+          </w:p>
+        </w:tc>
+        <w:tc>
+          <w:tcPr>
+            <w:tcW w:type="dxa" w:w="2160"/>
+          </w:tcPr>
+          <w:p/>
+        </w:tc>
+      </w:tr>
+      <w:tr>
+        <w:tc>
+          <w:tcPr>
+            <w:tcW w:type="dxa" w:w="2160"/>
+            <w:vMerge/>
+          </w:tcPr>
+          <w:p/>
+        </w:tc>
+        <w:tc>
+          <w:tcPr>
+            <w:tcW w:type="dxa" w:w="2160"/>
+          </w:tcPr>
+          <w:p>
+            <w:r>
+              <w:t>7409.40.11</w:t>
+            </w:r>
+            <w:r/>
+          </w:p>
+        </w:tc>
+        <w:tc>
+          <w:tcPr>
+            <w:tcW w:type="dxa" w:w="2160"/>
+          </w:tcPr>
+          <w:p>
+            <w:r>
+              <w:t>De liga de cobreniquelsilício, galvanizadas</w:t>
+            </w:r>
+            <w:r/>
+          </w:p>
+        </w:tc>
+        <w:tc>
+          <w:tcPr>
+            <w:tcW w:type="dxa" w:w="2160"/>
+          </w:tcPr>
+          <w:p>
+            <w:r>
+              <w:t>3,25</w:t>
+            </w:r>
+            <w:r/>
+          </w:p>
+        </w:tc>
+      </w:tr>
+      <w:tr>
+        <w:tc>
+          <w:tcPr>
+            <w:tcW w:type="dxa" w:w="2160"/>
+            <w:vMerge/>
+          </w:tcPr>
+          <w:p/>
+        </w:tc>
+        <w:tc>
+          <w:tcPr>
+            <w:tcW w:type="dxa" w:w="2160"/>
+          </w:tcPr>
+          <w:p>
+            <w:r>
+              <w:t>7409.40.19</w:t>
+            </w:r>
+            <w:r/>
+          </w:p>
+        </w:tc>
+        <w:tc>
+          <w:tcPr>
+            <w:tcW w:type="dxa" w:w="2160"/>
+          </w:tcPr>
+          <w:p>
+            <w:r>
+              <w:t>Outras</w:t>
+            </w:r>
+            <w:r/>
+          </w:p>
+        </w:tc>
+        <w:tc>
+          <w:tcPr>
+            <w:tcW w:type="dxa" w:w="2160"/>
+          </w:tcPr>
+          <w:p>
+            <w:r>
+              <w:t>3,25</w:t>
+            </w:r>
+            <w:r/>
+          </w:p>
+        </w:tc>
+      </w:tr>
+      <w:tr>
+        <w:tc>
+          <w:tcPr>
+            <w:tcW w:type="dxa" w:w="2160"/>
+            <w:vMerge w:val="restart"/>
+          </w:tcPr>
+          <w:p>
+            <w:r>
+              <w:t>8505.90.10</w:t>
+            </w:r>
+            <w:r/>
+          </w:p>
+        </w:tc>
+        <w:tc>
+          <w:tcPr>
+            <w:tcW w:type="dxa" w:w="2160"/>
+          </w:tcPr>
+          <w:p>
+            <w:r>
+              <w:t>8505.90.1</w:t>
+            </w:r>
+            <w:r/>
+          </w:p>
+        </w:tc>
+        <w:tc>
+          <w:tcPr>
+            <w:tcW w:type="dxa" w:w="2160"/>
+          </w:tcPr>
+          <w:p>
+            <w:r>
+              <w:t>Eletroímãs</w:t>
+            </w:r>
+            <w:r/>
+          </w:p>
+        </w:tc>
+        <w:tc>
+          <w:tcPr>
+            <w:tcW w:type="dxa" w:w="2160"/>
+          </w:tcPr>
+          <w:p/>
+        </w:tc>
+      </w:tr>
+      <w:tr>
+        <w:tc>
+          <w:tcPr>
+            <w:tcW w:type="dxa" w:w="2160"/>
+            <w:vMerge/>
+          </w:tcPr>
+          <w:p/>
+        </w:tc>
+        <w:tc>
+          <w:tcPr>
+            <w:tcW w:type="dxa" w:w="2160"/>
+          </w:tcPr>
+          <w:p>
+            <w:r>
+              <w:t>8505.90.11</w:t>
+            </w:r>
+            <w:r/>
+          </w:p>
+        </w:tc>
+        <w:tc>
+          <w:tcPr>
+            <w:tcW w:type="dxa" w:w="2160"/>
+          </w:tcPr>
+          <w:p>
+            <w:r>
+              <w:t>Do tipo utilizado em aparelhos de diagnóstico de imagem por ressonância magnética</w:t>
+            </w:r>
+            <w:r/>
+          </w:p>
+        </w:tc>
+        <w:tc>
+          <w:tcPr>
+            <w:tcW w:type="dxa" w:w="2160"/>
+          </w:tcPr>
+          <w:p>
+            <w:r>
+              <w:t>3,25</w:t>
+            </w:r>
+            <w:r/>
+          </w:p>
+        </w:tc>
+      </w:tr>
+      <w:tr>
+        <w:tc>
+          <w:tcPr>
+            <w:tcW w:type="dxa" w:w="2160"/>
+            <w:vMerge/>
+          </w:tcPr>
+          <w:p/>
+        </w:tc>
+        <w:tc>
+          <w:tcPr>
+            <w:tcW w:type="dxa" w:w="2160"/>
+          </w:tcPr>
+          <w:p>
+            <w:r>
+              <w:t>8505.90.19</w:t>
+            </w:r>
+            <w:r/>
+          </w:p>
+        </w:tc>
+        <w:tc>
+          <w:tcPr>
+            <w:tcW w:type="dxa" w:w="2160"/>
+          </w:tcPr>
+          <w:p>
+            <w:r>
+              <w:t>Outros</w:t>
+            </w:r>
+            <w:r/>
+          </w:p>
+        </w:tc>
+        <w:tc>
+          <w:tcPr>
+            <w:tcW w:type="dxa" w:w="2160"/>
+          </w:tcPr>
+          <w:p>
+            <w:r>
+              <w:t>3,25</w:t>
+            </w:r>
+            <w:r/>
+          </w:p>
+        </w:tc>
+      </w:tr>
+      <w:tr>
+        <w:tc>
+          <w:tcPr>
+            <w:tcW w:type="dxa" w:w="2160"/>
+            <w:vMerge w:val="restart"/>
+          </w:tcPr>
+          <w:p>
+            <w:r>
+              <w:t>8544.19.10</w:t>
+            </w:r>
+            <w:r/>
+          </w:p>
+        </w:tc>
+        <w:tc>
+          <w:tcPr>
+            <w:tcW w:type="dxa" w:w="2160"/>
+          </w:tcPr>
+          <w:p>
+            <w:r>
+              <w:t>8544.19.1</w:t>
+            </w:r>
+            <w:r/>
+          </w:p>
+        </w:tc>
+        <w:tc>
+          <w:tcPr>
+            <w:tcW w:type="dxa" w:w="2160"/>
+          </w:tcPr>
+          <w:p>
+            <w:r>
+              <w:t>De alumínio</w:t>
+            </w:r>
+            <w:r/>
+          </w:p>
+        </w:tc>
+        <w:tc>
+          <w:tcPr>
+            <w:tcW w:type="dxa" w:w="2160"/>
+          </w:tcPr>
+          <w:p/>
+        </w:tc>
+      </w:tr>
+      <w:tr>
+        <w:tc>
+          <w:tcPr>
+            <w:tcW w:type="dxa" w:w="2160"/>
+            <w:vMerge/>
+          </w:tcPr>
+          <w:p/>
+        </w:tc>
+        <w:tc>
+          <w:tcPr>
+            <w:tcW w:type="dxa" w:w="2160"/>
+          </w:tcPr>
+          <w:p>
+            <w:r>
+              <w:t>8544.19.11</w:t>
+            </w:r>
+            <w:r/>
+          </w:p>
+        </w:tc>
+        <w:tc>
+          <w:tcPr>
+            <w:tcW w:type="dxa" w:w="2160"/>
+          </w:tcPr>
+          <w:p>
+            <w:r>
+              <w:t>Revestido de cobre (CCA - Copper Clad Aluminum)</w:t>
+            </w:r>
+            <w:r/>
+          </w:p>
+        </w:tc>
+        <w:tc>
+          <w:tcPr>
+            <w:tcW w:type="dxa" w:w="2160"/>
+          </w:tcPr>
+          <w:p>
+            <w:r>
+              <w:t>3,25</w:t>
+            </w:r>
+            <w:r/>
+          </w:p>
+        </w:tc>
+      </w:tr>
+      <w:tr>
+        <w:tc>
+          <w:tcPr>
+            <w:tcW w:type="dxa" w:w="2160"/>
+            <w:vMerge/>
+          </w:tcPr>
+          <w:p/>
+        </w:tc>
+        <w:tc>
+          <w:tcPr>
+            <w:tcW w:type="dxa" w:w="2160"/>
+          </w:tcPr>
+          <w:p>
+            <w:r>
+              <w:t>8544.19.19</w:t>
+            </w:r>
+            <w:r/>
+          </w:p>
+        </w:tc>
+        <w:tc>
+          <w:tcPr>
+            <w:tcW w:type="dxa" w:w="2160"/>
+          </w:tcPr>
+          <w:p>
+            <w:r>
+              <w:t>Outros</w:t>
+            </w:r>
+            <w:r/>
+          </w:p>
+        </w:tc>
+        <w:tc>
+          <w:tcPr>
+            <w:tcW w:type="dxa" w:w="2160"/>
+          </w:tcPr>
+          <w:p>
+            <w:r>
+              <w:t>3,25</w:t>
+            </w:r>
+            <w:r/>
+          </w:p>
+        </w:tc>
+      </w:tr>
+      <w:tr>
+        <w:tc>
+          <w:tcPr>
+            <w:tcW w:type="dxa" w:w="2160"/>
+            <w:vMerge w:val="restart"/>
+          </w:tcPr>
+          <w:p>
+            <w:r>
+              <w:t>9002.90.00</w:t>
+            </w:r>
+            <w:r/>
+          </w:p>
+        </w:tc>
+        <w:tc>
+          <w:tcPr>
+            <w:tcW w:type="dxa" w:w="2160"/>
+          </w:tcPr>
+          <w:p>
+            <w:r>
+              <w:t>9002.90</w:t>
+            </w:r>
+            <w:r/>
+          </w:p>
+        </w:tc>
+        <w:tc>
+          <w:tcPr>
+            <w:tcW w:type="dxa" w:w="2160"/>
+          </w:tcPr>
+          <w:p>
+            <w:r>
+              <w:t>- Outros</w:t>
+            </w:r>
+            <w:r/>
+          </w:p>
+        </w:tc>
+        <w:tc>
+          <w:tcPr>
+            <w:tcW w:type="dxa" w:w="2160"/>
+          </w:tcPr>
+          <w:p/>
+        </w:tc>
+      </w:tr>
+      <w:tr>
+        <w:tc>
+          <w:tcPr>
+            <w:tcW w:type="dxa" w:w="2160"/>
+            <w:vMerge/>
+          </w:tcPr>
+          <w:p/>
+        </w:tc>
+        <w:tc>
+          <w:tcPr>
+            <w:tcW w:type="dxa" w:w="2160"/>
+          </w:tcPr>
+          <w:p>
+            <w:r>
+              <w:t>9002.90.10</w:t>
+            </w:r>
+            <w:r/>
+          </w:p>
+        </w:tc>
+        <w:tc>
+          <w:tcPr>
+            <w:tcW w:type="dxa" w:w="2160"/>
+          </w:tcPr>
+          <w:p>
+            <w:r>
+              <w:t>Comutadores (switches) optomecânicos, do tipo utilizado em redes ópticas de transmissão de dados, próprios para montagem por inserção (PTH - Pin ThroughHole)</w:t>
+            </w:r>
+            <w:r/>
+          </w:p>
+        </w:tc>
+        <w:tc>
+          <w:tcPr>
+            <w:tcW w:type="dxa" w:w="2160"/>
+          </w:tcPr>
+          <w:p>
+            <w:r>
+              <w:t>9,75</w:t>
+            </w:r>
+            <w:r/>
+          </w:p>
+        </w:tc>
+      </w:tr>
+      <w:tr>
+        <w:tc>
+          <w:tcPr>
+            <w:tcW w:type="dxa" w:w="2160"/>
+            <w:vMerge/>
+          </w:tcPr>
+          <w:p/>
+        </w:tc>
+        <w:tc>
+          <w:tcPr>
+            <w:tcW w:type="dxa" w:w="2160"/>
+          </w:tcPr>
+          <w:p>
+            <w:r>
+              <w:t>9002.90.90</w:t>
+            </w:r>
+            <w:r/>
+          </w:p>
+        </w:tc>
+        <w:tc>
+          <w:tcPr>
+            <w:tcW w:type="dxa" w:w="2160"/>
+          </w:tcPr>
+          <w:p>
+            <w:r>
+              <w:t>Outros</w:t>
+            </w:r>
+            <w:r/>
+          </w:p>
+        </w:tc>
+        <w:tc>
+          <w:tcPr>
+            <w:tcW w:type="dxa" w:w="2160"/>
+          </w:tcPr>
+          <w:p>
+            <w:r>
+              <w:t>9,75</w:t>
+            </w:r>
+            <w:r/>
+          </w:p>
+        </w:tc>
+      </w:tr>
+    </w:tbl>
     <w:p>
       <w:r>
         <w:t xml:space="preserve">ANEXO II </w:t>
       </w:r>
       <w:r>
+        <w:br/>
+      </w:r>
+      <w:r>
         <w:t>(CÓDIGOS COM NOVOS TEXTOS)</w:t>
       </w:r>
     </w:p>
-    <w:p>
-      <w:r>
-        <w:t>Anexo II</w:t>
-      </w:r>
-    </w:p>
+    <w:tbl>
+      <w:tblPr>
+        <w:tblStyle w:val="LightGrid-Accent1"/>
+        <w:tblW w:type="auto" w:w="0"/>
+        <w:tblLayout w:type="autofit"/>
+        <w:tblLook w:firstColumn="1" w:firstRow="1" w:lastColumn="0" w:lastRow="0" w:noHBand="0" w:noVBand="1" w:val="04A0"/>
+      </w:tblPr>
+      <w:tblGrid>
+        <w:gridCol w:w="2880"/>
+        <w:gridCol w:w="2880"/>
+        <w:gridCol w:w="2880"/>
+      </w:tblGrid>
+      <w:tr>
+        <w:tc>
+          <w:tcPr>
+            <w:tcW w:type="dxa" w:w="2880"/>
+          </w:tcPr>
+          <w:p>
+            <w:r>
+              <w:t xml:space="preserve">Código </w:t>
+            </w:r>
+            <w:r>
+              <w:t>TIPI</w:t>
+            </w:r>
+            <w:r/>
+          </w:p>
+        </w:tc>
+        <w:tc>
+          <w:tcPr>
+            <w:tcW w:type="dxa" w:w="2880"/>
+          </w:tcPr>
+          <w:p>
+            <w:r>
+              <w:t>DESCRIÇÃO</w:t>
+            </w:r>
+            <w:r/>
+          </w:p>
+        </w:tc>
+        <w:tc>
+          <w:tcPr>
+            <w:tcW w:type="dxa" w:w="2880"/>
+          </w:tcPr>
+          <w:p>
+            <w:r>
+              <w:t>ALÍQUOTA (%)</w:t>
+            </w:r>
+            <w:r/>
+          </w:p>
+        </w:tc>
+      </w:tr>
+      <w:tr>
+        <w:tc>
+          <w:tcPr>
+            <w:tcW w:type="dxa" w:w="2880"/>
+          </w:tcPr>
+          <w:p>
+            <w:r>
+              <w:t>2903.89.10</w:t>
+            </w:r>
+            <w:r/>
+          </w:p>
+        </w:tc>
+        <w:tc>
+          <w:tcPr>
+            <w:tcW w:type="dxa" w:w="2880"/>
+          </w:tcPr>
+          <w:p>
+            <w:r>
+              <w:t>Hexabromociclododecanos (HBCD)</w:t>
+            </w:r>
+            <w:r/>
+          </w:p>
+        </w:tc>
+        <w:tc>
+          <w:tcPr>
+            <w:tcW w:type="dxa" w:w="2880"/>
+          </w:tcPr>
+          <w:p>
+            <w:r>
+              <w:t>0</w:t>
+            </w:r>
+            <w:r/>
+          </w:p>
+        </w:tc>
+      </w:tr>
+      <w:tr>
+        <w:tc>
+          <w:tcPr>
+            <w:tcW w:type="dxa" w:w="2880"/>
+          </w:tcPr>
+          <w:p>
+            <w:r>
+              <w:t>2930.90.51</w:t>
+            </w:r>
+            <w:r/>
+          </w:p>
+        </w:tc>
+        <w:tc>
+          <w:tcPr>
+            <w:tcW w:type="dxa" w:w="2880"/>
+          </w:tcPr>
+          <w:p>
+            <w:r>
+              <w:t>Forato (ISO)</w:t>
+            </w:r>
+            <w:r/>
+          </w:p>
+        </w:tc>
+        <w:tc>
+          <w:tcPr>
+            <w:tcW w:type="dxa" w:w="2880"/>
+          </w:tcPr>
+          <w:p>
+            <w:r>
+              <w:t>0</w:t>
+            </w:r>
+            <w:r/>
+          </w:p>
+        </w:tc>
+      </w:tr>
+      <w:tr>
+        <w:tc>
+          <w:tcPr>
+            <w:tcW w:type="dxa" w:w="2880"/>
+          </w:tcPr>
+          <w:p>
+            <w:r>
+              <w:t>2930.90.97</w:t>
+            </w:r>
+            <w:r/>
+          </w:p>
+        </w:tc>
+        <w:tc>
+          <w:tcPr>
+            <w:tcW w:type="dxa" w:w="2880"/>
+          </w:tcPr>
+          <w:p>
+            <w:r>
+              <w:t>Outros compostos que contenham um átomo de fósforo ligado a um grupo alquila (de C1 a C3) mas sem outros átomos de carbono</w:t>
+            </w:r>
+            <w:r/>
+          </w:p>
+        </w:tc>
+        <w:tc>
+          <w:tcPr>
+            <w:tcW w:type="dxa" w:w="2880"/>
+          </w:tcPr>
+          <w:p>
+            <w:r>
+              <w:t>0</w:t>
+            </w:r>
+            <w:r/>
+          </w:p>
+        </w:tc>
+      </w:tr>
+      <w:tr>
+        <w:tc>
+          <w:tcPr>
+            <w:tcW w:type="dxa" w:w="2880"/>
+          </w:tcPr>
+          <w:p>
+            <w:r>
+              <w:t>3006.30.12</w:t>
+            </w:r>
+            <w:r/>
+          </w:p>
+        </w:tc>
+        <w:tc>
+          <w:tcPr>
+            <w:tcW w:type="dxa" w:w="2880"/>
+          </w:tcPr>
+          <w:p>
+            <w:r>
+              <w:t>À base de iocarmato de dimeglumina ou de iodixanol</w:t>
+            </w:r>
+            <w:r/>
+          </w:p>
+        </w:tc>
+        <w:tc>
+          <w:tcPr>
+            <w:tcW w:type="dxa" w:w="2880"/>
+          </w:tcPr>
+          <w:p>
+            <w:r>
+              <w:t>0</w:t>
+            </w:r>
+            <w:r/>
+          </w:p>
+        </w:tc>
+      </w:tr>
+      <w:tr>
+        <w:tc>
+          <w:tcPr>
+            <w:tcW w:type="dxa" w:w="2880"/>
+            <w:vMerge w:val="restart"/>
+          </w:tcPr>
+          <w:p>
+            <w:r>
+              <w:t>3824.99.88</w:t>
+            </w:r>
+            <w:r/>
+          </w:p>
+        </w:tc>
+        <w:tc>
+          <w:tcPr>
+            <w:tcW w:type="dxa" w:w="2880"/>
+          </w:tcPr>
+          <w:p>
+            <w:r>
+              <w:t>Misturas constituídas principalmente pelos compostos seguintes (grupos alquila de C</w:t>
+            </w:r>
+            <w:r>
+              <w:t>1</w:t>
+            </w:r>
+            <w:r>
+              <w:t xml:space="preserve"> a C</w:t>
+            </w:r>
+            <w:r>
+              <w:t>3</w:t>
+            </w:r>
+            <w:r>
+              <w:t>, exceto nos casos expressamente indicados): alquilfosfonofluoridatos de O-alquila (de até C</w:t>
+            </w:r>
+            <w:r>
+              <w:t>10</w:t>
+            </w:r>
+            <w:r>
+              <w:t>, incluindo cicloalquila); N,N-</w:t>
+            </w:r>
+          </w:p>
+        </w:tc>
+        <w:tc>
+          <w:tcPr>
+            <w:tcW w:type="dxa" w:w="2880"/>
+            <w:vMerge w:val="restart"/>
+          </w:tcPr>
+          <w:p>
+            <w:r>
+              <w:t>6,5</w:t>
+            </w:r>
+            <w:r/>
+          </w:p>
+        </w:tc>
+      </w:tr>
+      <w:tr>
+        <w:tc>
+          <w:tcPr>
+            <w:tcW w:type="dxa" w:w="2880"/>
+            <w:vMerge/>
+          </w:tcPr>
+          <w:p/>
+        </w:tc>
+        <w:tc>
+          <w:tcPr>
+            <w:tcW w:type="dxa" w:w="2880"/>
+          </w:tcPr>
+          <w:p>
+            <w:r>
+              <w:t>dialquilfosforoamidocianidatos de O-alquila (de até C</w:t>
+            </w:r>
+            <w:r>
+              <w:t>10</w:t>
+            </w:r>
+            <w:r>
+              <w:t xml:space="preserve">, incluindo cicloalquila); hidrogênio alquilfosfonotioatos de [S-2-(dialquilamino) etila], seus ésteres de </w:t>
+            </w:r>
+            <w:r>
+              <w:t>O-alquila (de até C</w:t>
+            </w:r>
+            <w:r>
+              <w:t>10</w:t>
+            </w:r>
+            <w:r>
+              <w:t>, incluindo cicloalquila) ou seus sais alquilados ou</w:t>
+            </w:r>
+            <w:r/>
+          </w:p>
+        </w:tc>
+        <w:tc>
+          <w:tcPr>
+            <w:tcW w:type="dxa" w:w="2880"/>
+            <w:vMerge/>
+          </w:tcPr>
+          <w:p/>
+        </w:tc>
+      </w:tr>
+      <w:tr>
+        <w:tc>
+          <w:tcPr>
+            <w:tcW w:type="dxa" w:w="2880"/>
+            <w:vMerge/>
+          </w:tcPr>
+          <w:p/>
+        </w:tc>
+        <w:tc>
+          <w:tcPr>
+            <w:tcW w:type="dxa" w:w="2880"/>
+          </w:tcPr>
+          <w:p>
+            <w:r>
+              <w:t>protonados; difluoretos de alquilfosfonila; hidrogênio alquilfosfonitos de [O-2-(dialquilamino) etila], seus ésteres de O-alquila (de até C</w:t>
+            </w:r>
+            <w:r>
+              <w:t>10</w:t>
+            </w:r>
+            <w:r>
+              <w:t>, incluindo cicloalquila) ou seus sais alquilados ou protonados; dialogenetos de N,N-</w:t>
+            </w:r>
+            <w:r/>
+          </w:p>
+        </w:tc>
+        <w:tc>
+          <w:tcPr>
+            <w:tcW w:type="dxa" w:w="2880"/>
+            <w:vMerge/>
+          </w:tcPr>
+          <w:p/>
+        </w:tc>
+      </w:tr>
+      <w:tr>
+        <w:tc>
+          <w:tcPr>
+            <w:tcW w:type="dxa" w:w="2880"/>
+            <w:vMerge/>
+          </w:tcPr>
+          <w:p/>
+        </w:tc>
+        <w:tc>
+          <w:tcPr>
+            <w:tcW w:type="dxa" w:w="2880"/>
+          </w:tcPr>
+          <w:p>
+            <w:r>
+              <w:t>dialquilfosforoamídicos; N,N-dialquilfosforoamidatosde dialquila; N,N-dialquil-2-cloroetilaminas ou seus sais protonados; N,N-dialquil-2-aminoetanóis ou seus sais protonados; N,N dialquilaminoetano-2-tióis ou seus sais</w:t>
+            </w:r>
+            <w:r/>
+          </w:p>
+        </w:tc>
+        <w:tc>
+          <w:tcPr>
+            <w:tcW w:type="dxa" w:w="2880"/>
+            <w:vMerge/>
+          </w:tcPr>
+          <w:p/>
+        </w:tc>
+      </w:tr>
+      <w:tr>
+        <w:tc>
+          <w:tcPr>
+            <w:tcW w:type="dxa" w:w="2880"/>
+            <w:vMerge/>
+          </w:tcPr>
+          <w:p/>
+        </w:tc>
+        <w:tc>
+          <w:tcPr>
+            <w:tcW w:type="dxa" w:w="2880"/>
+          </w:tcPr>
+          <w:p>
+            <w:r>
+              <w:t>protonados; outras misturas constituídas principalmente por compostos que contenham um átomo de fósforo ligado a um grupo alquila (de C</w:t>
+            </w:r>
+            <w:r>
+              <w:t>1</w:t>
+            </w:r>
+            <w:r>
+              <w:t xml:space="preserve"> a C</w:t>
+            </w:r>
+            <w:r>
+              <w:t>3</w:t>
+            </w:r>
+            <w:r>
+              <w:t>) mas sem outros átomos de carbono</w:t>
+            </w:r>
+            <w:r/>
+          </w:p>
+        </w:tc>
+        <w:tc>
+          <w:tcPr>
+            <w:tcW w:type="dxa" w:w="2880"/>
+            <w:vMerge/>
+          </w:tcPr>
+          <w:p/>
+        </w:tc>
+      </w:tr>
+    </w:tbl>
     <w:p>
       <w:r>
         <w:t xml:space="preserve">ANEXO III </w:t>
       </w:r>
       <w:r>
+        <w:br/>
+      </w:r>
+      <w:r>
         <w:t>(CÓDIGOS CRIADOS)</w:t>
       </w:r>
     </w:p>
-    <w:p>
-      <w:r>
-        <w:t>Anexo III</w:t>
-      </w:r>
-    </w:p>
+    <w:tbl>
+      <w:tblPr>
+        <w:tblStyle w:val="LightGrid-Accent1"/>
+        <w:tblW w:type="auto" w:w="0"/>
+        <w:tblLayout w:type="autofit"/>
+        <w:tblLook w:firstColumn="1" w:firstRow="1" w:lastColumn="0" w:lastRow="0" w:noHBand="0" w:noVBand="1" w:val="04A0"/>
+      </w:tblPr>
+      <w:tblGrid>
+        <w:gridCol w:w="2880"/>
+        <w:gridCol w:w="2880"/>
+        <w:gridCol w:w="2880"/>
+      </w:tblGrid>
+      <w:tr>
+        <w:tc>
+          <w:tcPr>
+            <w:tcW w:type="dxa" w:w="2880"/>
+          </w:tcPr>
+          <w:p>
+            <w:r>
+              <w:t xml:space="preserve">Código </w:t>
+            </w:r>
+            <w:r>
+              <w:t>TIPI</w:t>
+            </w:r>
+            <w:r/>
+          </w:p>
+        </w:tc>
+        <w:tc>
+          <w:tcPr>
+            <w:tcW w:type="dxa" w:w="2880"/>
+          </w:tcPr>
+          <w:p>
+            <w:r>
+              <w:t>DESCRIÇÃO</w:t>
+            </w:r>
+            <w:r/>
+          </w:p>
+        </w:tc>
+        <w:tc>
+          <w:tcPr>
+            <w:tcW w:type="dxa" w:w="2880"/>
+          </w:tcPr>
+          <w:p>
+            <w:r>
+              <w:t>ALÍQUOTA (%)</w:t>
+            </w:r>
+            <w:r/>
+          </w:p>
+        </w:tc>
+      </w:tr>
+      <w:tr>
+        <w:tc>
+          <w:tcPr>
+            <w:tcW w:type="dxa" w:w="2880"/>
+          </w:tcPr>
+          <w:p>
+            <w:r>
+              <w:t>2827.39.3</w:t>
+            </w:r>
+            <w:r/>
+          </w:p>
+        </w:tc>
+        <w:tc>
+          <w:tcPr>
+            <w:tcW w:type="dxa" w:w="2880"/>
+          </w:tcPr>
+          <w:p>
+            <w:r>
+              <w:t>De zinco</w:t>
+            </w:r>
+            <w:r/>
+          </w:p>
+        </w:tc>
+        <w:tc>
+          <w:tcPr>
+            <w:tcW w:type="dxa" w:w="2880"/>
+          </w:tcPr>
+          <w:p/>
+        </w:tc>
+      </w:tr>
+      <w:tr>
+        <w:tc>
+          <w:tcPr>
+            <w:tcW w:type="dxa" w:w="2880"/>
+          </w:tcPr>
+          <w:p>
+            <w:r>
+              <w:t>2827.39.31</w:t>
+            </w:r>
+            <w:r/>
+          </w:p>
+        </w:tc>
+        <w:tc>
+          <w:tcPr>
+            <w:tcW w:type="dxa" w:w="2880"/>
+          </w:tcPr>
+          <w:p>
+            <w:r>
+              <w:t>Anidro, com um teor de ZnCl</w:t>
+            </w:r>
+            <w:r>
+              <w:t>2</w:t>
+            </w:r>
+            <w:r>
+              <w:t xml:space="preserve"> igual ou superior a 98%, em peso</w:t>
+            </w:r>
+            <w:r/>
+          </w:p>
+        </w:tc>
+        <w:tc>
+          <w:tcPr>
+            <w:tcW w:type="dxa" w:w="2880"/>
+          </w:tcPr>
+          <w:p>
+            <w:r>
+              <w:t>0</w:t>
+            </w:r>
+            <w:r/>
+          </w:p>
+        </w:tc>
+      </w:tr>
+      <w:tr>
+        <w:tc>
+          <w:tcPr>
+            <w:tcW w:type="dxa" w:w="2880"/>
+          </w:tcPr>
+          <w:p>
+            <w:r>
+              <w:t>2827.39.39</w:t>
+            </w:r>
+            <w:r/>
+          </w:p>
+        </w:tc>
+        <w:tc>
+          <w:tcPr>
+            <w:tcW w:type="dxa" w:w="2880"/>
+          </w:tcPr>
+          <w:p>
+            <w:r>
+              <w:t>Outros</w:t>
+            </w:r>
+            <w:r/>
+          </w:p>
+        </w:tc>
+        <w:tc>
+          <w:tcPr>
+            <w:tcW w:type="dxa" w:w="2880"/>
+          </w:tcPr>
+          <w:p>
+            <w:r>
+              <w:t>0</w:t>
+            </w:r>
+            <w:r/>
+          </w:p>
+        </w:tc>
+      </w:tr>
+      <w:tr>
+        <w:tc>
+          <w:tcPr>
+            <w:tcW w:type="dxa" w:w="2880"/>
+          </w:tcPr>
+          <w:p>
+            <w:r>
+              <w:t>2843.90.40</w:t>
+            </w:r>
+            <w:r/>
+          </w:p>
+        </w:tc>
+        <w:tc>
+          <w:tcPr>
+            <w:tcW w:type="dxa" w:w="2880"/>
+          </w:tcPr>
+          <w:p>
+            <w:r>
+              <w:t>Tricloreto de rutênio, em pó</w:t>
+            </w:r>
+            <w:r/>
+          </w:p>
+        </w:tc>
+        <w:tc>
+          <w:tcPr>
+            <w:tcW w:type="dxa" w:w="2880"/>
+          </w:tcPr>
+          <w:p>
+            <w:r>
+              <w:t>0</w:t>
+            </w:r>
+            <w:r/>
+          </w:p>
+        </w:tc>
+      </w:tr>
+      <w:tr>
+        <w:tc>
+          <w:tcPr>
+            <w:tcW w:type="dxa" w:w="2880"/>
+          </w:tcPr>
+          <w:p>
+            <w:r>
+              <w:t>2929.90.3</w:t>
+            </w:r>
+            <w:r/>
+          </w:p>
+        </w:tc>
+        <w:tc>
+          <w:tcPr>
+            <w:tcW w:type="dxa" w:w="2880"/>
+          </w:tcPr>
+          <w:p>
+            <w:r>
+              <w:t>Dialogenetos de N,N-dialquilfosforoamidatos, com grupos alquila de C</w:t>
+            </w:r>
+            <w:r>
+              <w:t>1</w:t>
+            </w:r>
+            <w:r>
+              <w:t xml:space="preserve"> a C</w:t>
+            </w:r>
+            <w:r>
+              <w:t>3</w:t>
+            </w:r>
+            <w:r/>
+          </w:p>
+        </w:tc>
+        <w:tc>
+          <w:tcPr>
+            <w:tcW w:type="dxa" w:w="2880"/>
+          </w:tcPr>
+          <w:p/>
+        </w:tc>
+      </w:tr>
+      <w:tr>
+        <w:tc>
+          <w:tcPr>
+            <w:tcW w:type="dxa" w:w="2880"/>
+          </w:tcPr>
+          <w:p>
+            <w:r>
+              <w:t>2929.90.31</w:t>
+            </w:r>
+            <w:r/>
+          </w:p>
+        </w:tc>
+        <w:tc>
+          <w:tcPr>
+            <w:tcW w:type="dxa" w:w="2880"/>
+          </w:tcPr>
+          <w:p>
+            <w:r>
+              <w:t>Dicloreto de N,N-dimetilfosforoamídico</w:t>
+            </w:r>
+            <w:r/>
+          </w:p>
+        </w:tc>
+        <w:tc>
+          <w:tcPr>
+            <w:tcW w:type="dxa" w:w="2880"/>
+          </w:tcPr>
+          <w:p>
+            <w:r>
+              <w:t>0</w:t>
+            </w:r>
+            <w:r/>
+          </w:p>
+        </w:tc>
+      </w:tr>
+      <w:tr>
+        <w:tc>
+          <w:tcPr>
+            <w:tcW w:type="dxa" w:w="2880"/>
+          </w:tcPr>
+          <w:p>
+            <w:r>
+              <w:t>2929.90.39</w:t>
+            </w:r>
+            <w:r/>
+          </w:p>
+        </w:tc>
+        <w:tc>
+          <w:tcPr>
+            <w:tcW w:type="dxa" w:w="2880"/>
+          </w:tcPr>
+          <w:p>
+            <w:r>
+              <w:t>Outros</w:t>
+            </w:r>
+            <w:r/>
+          </w:p>
+        </w:tc>
+        <w:tc>
+          <w:tcPr>
+            <w:tcW w:type="dxa" w:w="2880"/>
+          </w:tcPr>
+          <w:p>
+            <w:r>
+              <w:t>0</w:t>
+            </w:r>
+            <w:r/>
+          </w:p>
+        </w:tc>
+      </w:tr>
+      <w:tr>
+        <w:tc>
+          <w:tcPr>
+            <w:tcW w:type="dxa" w:w="2880"/>
+          </w:tcPr>
+          <w:p>
+            <w:r>
+              <w:t>2929.90.40</w:t>
+            </w:r>
+            <w:r/>
+          </w:p>
+        </w:tc>
+        <w:tc>
+          <w:tcPr>
+            <w:tcW w:type="dxa" w:w="2880"/>
+          </w:tcPr>
+          <w:p>
+            <w:r>
+              <w:t>N,N-Dialquilfosforoamidatos de dialquila, com grupos alquila de C</w:t>
+            </w:r>
+            <w:r>
+              <w:t>1</w:t>
+            </w:r>
+            <w:r>
+              <w:t xml:space="preserve"> a C</w:t>
+            </w:r>
+            <w:r>
+              <w:t>3</w:t>
+            </w:r>
+            <w:r/>
+          </w:p>
+        </w:tc>
+        <w:tc>
+          <w:tcPr>
+            <w:tcW w:type="dxa" w:w="2880"/>
+          </w:tcPr>
+          <w:p>
+            <w:r>
+              <w:t>0</w:t>
+            </w:r>
+            <w:r/>
+          </w:p>
+        </w:tc>
+      </w:tr>
+      <w:tr>
+        <w:tc>
+          <w:tcPr>
+            <w:tcW w:type="dxa" w:w="2880"/>
+          </w:tcPr>
+          <w:p>
+            <w:r>
+              <w:t>2929.90.50</w:t>
+            </w:r>
+            <w:r/>
+          </w:p>
+        </w:tc>
+        <w:tc>
+          <w:tcPr>
+            <w:tcW w:type="dxa" w:w="2880"/>
+          </w:tcPr>
+          <w:p>
+            <w:r>
+              <w:t>Fosfonamidofluoridatos de N-(1-(dialquila (de até C</w:t>
+            </w:r>
+            <w:r>
+              <w:t>10</w:t>
+            </w:r>
+            <w:r>
+              <w:t>, incluindo cicloalquila) amino)) alquilideno (H ou de até C</w:t>
+            </w:r>
+            <w:r>
+              <w:t>10</w:t>
+            </w:r>
+            <w:r>
+              <w:t>, incluindo cicloalquila) e sais alquilados ou protonados destes produtos</w:t>
+            </w:r>
+            <w:r/>
+          </w:p>
+        </w:tc>
+        <w:tc>
+          <w:tcPr>
+            <w:tcW w:type="dxa" w:w="2880"/>
+          </w:tcPr>
+          <w:p>
+            <w:r>
+              <w:t>0</w:t>
+            </w:r>
+            <w:r/>
+          </w:p>
+        </w:tc>
+      </w:tr>
+      <w:tr>
+        <w:tc>
+          <w:tcPr>
+            <w:tcW w:type="dxa" w:w="2880"/>
+          </w:tcPr>
+          <w:p>
+            <w:r>
+              <w:t>2929.90.60</w:t>
+            </w:r>
+            <w:r/>
+          </w:p>
+        </w:tc>
+        <w:tc>
+          <w:tcPr>
+            <w:tcW w:type="dxa" w:w="2880"/>
+          </w:tcPr>
+          <w:p>
+            <w:r>
+              <w:t>Fosforamidofluoridatos de O-alquila (H ou de até C</w:t>
+            </w:r>
+            <w:r>
+              <w:t>10</w:t>
+            </w:r>
+            <w:r>
+              <w:t>, incluindo cicloalquila) N-(1-(dialquila (de até C</w:t>
+            </w:r>
+            <w:r>
+              <w:t>10</w:t>
+            </w:r>
+            <w:r>
+              <w:t>, incluindo cicloalquila) amino)) alquilideno (H ou de até C</w:t>
+            </w:r>
+            <w:r>
+              <w:t>10</w:t>
+            </w:r>
+            <w:r>
+              <w:t>, incluindo cicloalquila) e sais alquilados ou protonados destes produtos</w:t>
+            </w:r>
+            <w:r/>
+          </w:p>
+        </w:tc>
+        <w:tc>
+          <w:tcPr>
+            <w:tcW w:type="dxa" w:w="2880"/>
+          </w:tcPr>
+          <w:p>
+            <w:r>
+              <w:t>0</w:t>
+            </w:r>
+            <w:r/>
+          </w:p>
+        </w:tc>
+      </w:tr>
+      <w:tr>
+        <w:tc>
+          <w:tcPr>
+            <w:tcW w:type="dxa" w:w="2880"/>
+          </w:tcPr>
+          <w:p>
+            <w:r>
+              <w:t>2931.59.95</w:t>
+            </w:r>
+            <w:r/>
+          </w:p>
+        </w:tc>
+        <w:tc>
+          <w:tcPr>
+            <w:tcW w:type="dxa" w:w="2880"/>
+          </w:tcPr>
+          <w:p>
+            <w:r>
+              <w:t>Fosfonamidofluoridatos de P-alquila (de até C</w:t>
+            </w:r>
+            <w:r>
+              <w:t>10</w:t>
+            </w:r>
+            <w:r>
+              <w:t>, incluindo cicloalquila) N-(1-(dialquila (de até C</w:t>
+            </w:r>
+            <w:r>
+              <w:t>10</w:t>
+            </w:r>
+            <w:r>
+              <w:t>, incluindo cicloalquila) amino)) alquilideno (H ou de até C</w:t>
+            </w:r>
+            <w:r>
+              <w:t>10</w:t>
+            </w:r>
+            <w:r>
+              <w:t>, incluindo cicloalquila) e sais alquilados ou protonados destes produtos</w:t>
+            </w:r>
+            <w:r/>
+          </w:p>
+        </w:tc>
+        <w:tc>
+          <w:tcPr>
+            <w:tcW w:type="dxa" w:w="2880"/>
+          </w:tcPr>
+          <w:p>
+            <w:r>
+              <w:t>0</w:t>
+            </w:r>
+            <w:r/>
+          </w:p>
+        </w:tc>
+      </w:tr>
+      <w:tr>
+        <w:tc>
+          <w:tcPr>
+            <w:tcW w:type="dxa" w:w="2880"/>
+          </w:tcPr>
+          <w:p>
+            <w:r>
+              <w:t>2931.59.96</w:t>
+            </w:r>
+            <w:r/>
+          </w:p>
+        </w:tc>
+        <w:tc>
+          <w:tcPr>
+            <w:tcW w:type="dxa" w:w="2880"/>
+          </w:tcPr>
+          <w:p>
+            <w:r>
+              <w:t>(Bis (dietilamina) metileno) fosfonamidofluoridato de metila</w:t>
+            </w:r>
+            <w:r/>
+          </w:p>
+        </w:tc>
+        <w:tc>
+          <w:tcPr>
+            <w:tcW w:type="dxa" w:w="2880"/>
+          </w:tcPr>
+          <w:p>
+            <w:r>
+              <w:t>0</w:t>
+            </w:r>
+            <w:r/>
+          </w:p>
+        </w:tc>
+      </w:tr>
+      <w:tr>
+        <w:tc>
+          <w:tcPr>
+            <w:tcW w:type="dxa" w:w="2880"/>
+          </w:tcPr>
+          <w:p>
+            <w:r>
+              <w:t>2931.59.98</w:t>
+            </w:r>
+            <w:r/>
+          </w:p>
+        </w:tc>
+        <w:tc>
+          <w:tcPr>
+            <w:tcW w:type="dxa" w:w="2880"/>
+          </w:tcPr>
+          <w:p>
+            <w:r>
+              <w:t>Outros compostos que contenham um átomo de fósforo ligado a um grupo alquila (de C</w:t>
+            </w:r>
+            <w:r>
+              <w:t>1</w:t>
+            </w:r>
+            <w:r>
+              <w:t xml:space="preserve"> a C</w:t>
+            </w:r>
+            <w:r>
+              <w:t>3</w:t>
+            </w:r>
+            <w:r>
+              <w:t>) mas sem outros átomos de carbono</w:t>
+            </w:r>
+            <w:r/>
+          </w:p>
+        </w:tc>
+        <w:tc>
+          <w:tcPr>
+            <w:tcW w:type="dxa" w:w="2880"/>
+          </w:tcPr>
+          <w:p>
+            <w:r>
+              <w:t>0</w:t>
+            </w:r>
+            <w:r/>
+          </w:p>
+        </w:tc>
+      </w:tr>
+      <w:tr>
+        <w:tc>
+          <w:tcPr>
+            <w:tcW w:type="dxa" w:w="2880"/>
+          </w:tcPr>
+          <w:p>
+            <w:r>
+              <w:t>2933.39.36</w:t>
+            </w:r>
+            <w:r/>
+          </w:p>
+        </w:tc>
+        <w:tc>
+          <w:tcPr>
+            <w:tcW w:type="dxa" w:w="2880"/>
+          </w:tcPr>
+          <w:p>
+            <w:r>
+              <w:t>Dibrometo de 1-[N,N-dialquila (de até C10) -N-(n-hidroxialquil (de até C</w:t>
+            </w:r>
+            <w:r>
+              <w:t>10</w:t>
+            </w:r>
+            <w:r>
+              <w:t>)) amônio]-n-[N-(3-dimetilcarbamoxi-alfa-picolinil)-N,N-dialquil (de até C</w:t>
+            </w:r>
+            <w:r>
+              <w:t>10</w:t>
+            </w:r>
+            <w:r>
+              <w:t>) amônio] decano (n=1-8)</w:t>
+            </w:r>
+            <w:r/>
+          </w:p>
+        </w:tc>
+        <w:tc>
+          <w:tcPr>
+            <w:tcW w:type="dxa" w:w="2880"/>
+          </w:tcPr>
+          <w:p>
+            <w:r>
+              <w:t>0</w:t>
+            </w:r>
+            <w:r/>
+          </w:p>
+        </w:tc>
+      </w:tr>
+      <w:tr>
+        <w:tc>
+          <w:tcPr>
+            <w:tcW w:type="dxa" w:w="2880"/>
+          </w:tcPr>
+          <w:p>
+            <w:r>
+              <w:t>2933.39.41</w:t>
+            </w:r>
+            <w:r/>
+          </w:p>
+        </w:tc>
+        <w:tc>
+          <w:tcPr>
+            <w:tcW w:type="dxa" w:w="2880"/>
+          </w:tcPr>
+          <w:p>
+            <w:r>
+              <w:t>Dibrometo de 1-[N,N-dialquila (de até C10) -N-(n-(ciano, acetoxi) alquil (de até C1</w:t>
+            </w:r>
+            <w:r>
+              <w:t>0</w:t>
+            </w:r>
+            <w:r>
+              <w:t>)) amônio]-n-[N-(3-dimetilcarbamoxi-alfa-picolinil)-N,N-dialquil (de atéC</w:t>
+            </w:r>
+            <w:r>
+              <w:t>10</w:t>
+            </w:r>
+            <w:r>
+              <w:t>) amônio] decano (n=1-8)</w:t>
+            </w:r>
+            <w:r/>
+          </w:p>
+        </w:tc>
+        <w:tc>
+          <w:tcPr>
+            <w:tcW w:type="dxa" w:w="2880"/>
+          </w:tcPr>
+          <w:p>
+            <w:r>
+              <w:t>0</w:t>
+            </w:r>
+            <w:r/>
+          </w:p>
+        </w:tc>
+      </w:tr>
+      <w:tr>
+        <w:tc>
+          <w:tcPr>
+            <w:tcW w:type="dxa" w:w="2880"/>
+          </w:tcPr>
+          <w:p>
+            <w:r>
+              <w:t>2933.39.42</w:t>
+            </w:r>
+            <w:r/>
+          </w:p>
+        </w:tc>
+        <w:tc>
+          <w:tcPr>
+            <w:tcW w:type="dxa" w:w="2880"/>
+          </w:tcPr>
+          <w:p>
+            <w:r>
+              <w:t>Dibrometo de 1,n-bis [N-(3-dimetilcarbamoxi-alfa-picolil)-N,N-dialquila (de até C</w:t>
+            </w:r>
+            <w:r>
+              <w:t>10</w:t>
+            </w:r>
+            <w:r>
+              <w:t>) amônio]-alcano-(2,(n-1)-diona) (n=2-12)</w:t>
+            </w:r>
+            <w:r/>
+          </w:p>
+        </w:tc>
+        <w:tc>
+          <w:tcPr>
+            <w:tcW w:type="dxa" w:w="2880"/>
+          </w:tcPr>
+          <w:p>
+            <w:r>
+              <w:t>0</w:t>
+            </w:r>
+            <w:r/>
+          </w:p>
+        </w:tc>
+      </w:tr>
+      <w:tr>
+        <w:tc>
+          <w:tcPr>
+            <w:tcW w:type="dxa" w:w="2880"/>
+          </w:tcPr>
+          <w:p>
+            <w:r>
+              <w:t>3824.99.6</w:t>
+            </w:r>
+            <w:r/>
+          </w:p>
+        </w:tc>
+        <w:tc>
+          <w:tcPr>
+            <w:tcW w:type="dxa" w:w="2880"/>
+          </w:tcPr>
+          <w:p>
+            <w:r>
+              <w:t>Contrastes para exames dediagnóstico por imagens deressonância magnética ou de ecografia</w:t>
+            </w:r>
+            <w:r/>
+          </w:p>
+        </w:tc>
+        <w:tc>
+          <w:tcPr>
+            <w:tcW w:type="dxa" w:w="2880"/>
+          </w:tcPr>
+          <w:p/>
+        </w:tc>
+      </w:tr>
+      <w:tr>
+        <w:tc>
+          <w:tcPr>
+            <w:tcW w:type="dxa" w:w="2880"/>
+          </w:tcPr>
+          <w:p>
+            <w:r>
+              <w:t>3824.99.61</w:t>
+            </w:r>
+            <w:r/>
+          </w:p>
+        </w:tc>
+        <w:tc>
+          <w:tcPr>
+            <w:tcW w:type="dxa" w:w="2880"/>
+          </w:tcPr>
+          <w:p>
+            <w:r>
+              <w:t>À base de gadobenato de dimeglumina, de gadobutrol, de gadopentetato de dimeglumina, de gadoterato de meglumina, de gadoteridol ou de gadoxetato dissódico</w:t>
+            </w:r>
+            <w:r/>
+          </w:p>
+        </w:tc>
+        <w:tc>
+          <w:tcPr>
+            <w:tcW w:type="dxa" w:w="2880"/>
+          </w:tcPr>
+          <w:p>
+            <w:r>
+              <w:t>6,5</w:t>
+            </w:r>
+            <w:r/>
+          </w:p>
+        </w:tc>
+      </w:tr>
+      <w:tr>
+        <w:tc>
+          <w:tcPr>
+            <w:tcW w:type="dxa" w:w="2880"/>
+          </w:tcPr>
+          <w:p>
+            <w:r>
+              <w:t>3824.99.62</w:t>
+            </w:r>
+            <w:r/>
+          </w:p>
+        </w:tc>
+        <w:tc>
+          <w:tcPr>
+            <w:tcW w:type="dxa" w:w="2880"/>
+          </w:tcPr>
+          <w:p>
+            <w:r>
+              <w:t>À base de hexafluoreto de enxofre</w:t>
+            </w:r>
+            <w:r/>
+          </w:p>
+        </w:tc>
+        <w:tc>
+          <w:tcPr>
+            <w:tcW w:type="dxa" w:w="2880"/>
+          </w:tcPr>
+          <w:p>
+            <w:r>
+              <w:t>6,5</w:t>
+            </w:r>
+            <w:r/>
+          </w:p>
+        </w:tc>
+      </w:tr>
+      <w:tr>
+        <w:tc>
+          <w:tcPr>
+            <w:tcW w:type="dxa" w:w="2880"/>
+          </w:tcPr>
+          <w:p>
+            <w:r>
+              <w:t>3824.99.69</w:t>
+            </w:r>
+            <w:r/>
+          </w:p>
+        </w:tc>
+        <w:tc>
+          <w:tcPr>
+            <w:tcW w:type="dxa" w:w="2880"/>
+          </w:tcPr>
+          <w:p>
+            <w:r>
+              <w:t>Outros</w:t>
+            </w:r>
+            <w:r/>
+          </w:p>
+        </w:tc>
+        <w:tc>
+          <w:tcPr>
+            <w:tcW w:type="dxa" w:w="2880"/>
+          </w:tcPr>
+          <w:p>
+            <w:r>
+              <w:t>6,5</w:t>
+            </w:r>
+            <w:r/>
+          </w:p>
+        </w:tc>
+      </w:tr>
+      <w:tr>
+        <w:tc>
+          <w:tcPr>
+            <w:tcW w:type="dxa" w:w="2880"/>
+          </w:tcPr>
+          <w:p>
+            <w:r>
+              <w:t>8450.20.20</w:t>
+            </w:r>
+            <w:r/>
+          </w:p>
+        </w:tc>
+        <w:tc>
+          <w:tcPr>
+            <w:tcW w:type="dxa" w:w="2880"/>
+          </w:tcPr>
+          <w:p>
+            <w:r>
+              <w:t>Outras máquinas, de capacidade não superior a 18 kg</w:t>
+            </w:r>
+            <w:r/>
+          </w:p>
+        </w:tc>
+        <w:tc>
+          <w:tcPr>
+            <w:tcW w:type="dxa" w:w="2880"/>
+          </w:tcPr>
+          <w:p>
+            <w:r>
+              <w:t>13</w:t>
+            </w:r>
+            <w:r/>
+          </w:p>
+        </w:tc>
+      </w:tr>
+      <w:tr>
+        <w:tc>
+          <w:tcPr>
+            <w:tcW w:type="dxa" w:w="2880"/>
+          </w:tcPr>
+          <w:p>
+            <w:r>
+              <w:t>8504.31.93</w:t>
+            </w:r>
+            <w:r/>
+          </w:p>
+        </w:tc>
+        <w:tc>
+          <w:tcPr>
+            <w:tcW w:type="dxa" w:w="2880"/>
+          </w:tcPr>
+          <w:p>
+            <w:r>
+              <w:t>Outros, de largura e comprimento não superior a 50 mm e altura não superior a 25 mm, próprios para montagem por inserção (PTH -Pin Through Hole) ou montagem em superfície (SMD -Surface Mounted Device)</w:t>
+            </w:r>
+            <w:r/>
+          </w:p>
+        </w:tc>
+        <w:tc>
+          <w:tcPr>
+            <w:tcW w:type="dxa" w:w="2880"/>
+          </w:tcPr>
+          <w:p>
+            <w:r>
+              <w:t>6,5</w:t>
+            </w:r>
+            <w:r/>
+          </w:p>
+        </w:tc>
+      </w:tr>
+    </w:tbl>
     <w:sectPr>
       <w:pgSz w:w="12240" w:h="15840"/>
       <w:pgMar w:top="1440" w:right="1800" w:bottom="1440" w:left="1800" w:header="720" w:footer="720" w:gutter="0"/>
